--- a/UchetNZP.Web/Templates/Documents/Приходный ордер.docx
+++ b/UchetNZP.Web/Templates/Documents/Приходный ордер.docx
@@ -218,12 +218,36 @@
             <w:vAlign w:val="center"/>
           </w:tcPr>
           <w:p>
+            <w:pPr>
+              <w:rPr>
+                <w:lang w:val="en-US"/>
+              </w:rPr>
+            </w:pPr>
             <w:r>
               <w:rPr>
                 <w:sz w:val="18"/>
                 <w:szCs w:val="18"/>
-              </w:rPr>
-              <w:t>543</w:t>
+                <w:lang w:val="en-US"/>
+              </w:rPr>
+              <w:t>{{</w:t>
+            </w:r>
+            <w:proofErr w:type="spellStart"/>
+            <w:r>
+              <w:rPr>
+                <w:sz w:val="18"/>
+                <w:szCs w:val="18"/>
+                <w:lang w:val="en-US"/>
+              </w:rPr>
+              <w:t>chek</w:t>
+            </w:r>
+            <w:proofErr w:type="spellEnd"/>
+            <w:r>
+              <w:rPr>
+                <w:sz w:val="18"/>
+                <w:szCs w:val="18"/>
+                <w:lang w:val="en-US"/>
+              </w:rPr>
+              <w:t>}}</w:t>
             </w:r>
           </w:p>
         </w:tc>
@@ -3010,7 +3034,21 @@
               <w:rPr>
                 <w:szCs w:val="16"/>
               </w:rPr>
-              <w:t>{{total_amount_with_vat}}</w:t>
+              <w:t>{{</w:t>
+            </w:r>
+            <w:proofErr w:type="spellStart"/>
+            <w:r>
+              <w:rPr>
+                <w:szCs w:val="16"/>
+              </w:rPr>
+              <w:t>total_amount_with_vat</w:t>
+            </w:r>
+            <w:proofErr w:type="spellEnd"/>
+            <w:r>
+              <w:rPr>
+                <w:szCs w:val="16"/>
+              </w:rPr>
+              <w:t>}}</w:t>
             </w:r>
           </w:p>
         </w:tc>

--- a/UchetNZP.Web/Templates/Documents/Приходный ордер.docx
+++ b/UchetNZP.Web/Templates/Documents/Приходный ордер.docx
@@ -9,9 +9,7 @@
         <w:tblInd w:w="57" w:type="dxa"/>
         <w:tblLayout w:type="fixed"/>
         <w:tblCellMar>
-          <w:top w:w="0" w:type="dxa"/>
           <w:left w:w="57" w:type="dxa"/>
-          <w:bottom w:w="0" w:type="dxa"/>
           <w:right w:w="57" w:type="dxa"/>
         </w:tblCellMar>
         <w:tblLook w:val="04A0" w:firstRow="1" w:lastRow="0" w:firstColumn="1" w:lastColumn="0" w:noHBand="0" w:noVBand="1"/>
@@ -26,12 +24,6 @@
         <w:gridCol w:w="1751"/>
       </w:tblGrid>
       <w:tr>
-        <w:tblPrEx>
-          <w:tblCellMar>
-            <w:top w:w="0" w:type="dxa"/>
-            <w:bottom w:w="0" w:type="dxa"/>
-          </w:tblCellMar>
-        </w:tblPrEx>
         <w:trPr>
           <w:cantSplit/>
           <w:trHeight w:val="375"/>
@@ -78,12 +70,6 @@
         </w:tc>
       </w:tr>
       <w:tr>
-        <w:tblPrEx>
-          <w:tblCellMar>
-            <w:top w:w="0" w:type="dxa"/>
-            <w:bottom w:w="0" w:type="dxa"/>
-          </w:tblCellMar>
-        </w:tblPrEx>
         <w:trPr>
           <w:cantSplit/>
         </w:trPr>
@@ -170,12 +156,6 @@
         </w:tc>
       </w:tr>
       <w:tr>
-        <w:tblPrEx>
-          <w:tblCellMar>
-            <w:top w:w="0" w:type="dxa"/>
-            <w:bottom w:w="0" w:type="dxa"/>
-          </w:tblCellMar>
-        </w:tblPrEx>
         <w:trPr>
           <w:cantSplit/>
           <w:trHeight w:val="405"/>
@@ -229,25 +209,7 @@
                 <w:szCs w:val="18"/>
                 <w:lang w:val="en-US"/>
               </w:rPr>
-              <w:t>{{</w:t>
-            </w:r>
-            <w:proofErr w:type="spellStart"/>
-            <w:r>
-              <w:rPr>
-                <w:sz w:val="18"/>
-                <w:szCs w:val="18"/>
-                <w:lang w:val="en-US"/>
-              </w:rPr>
-              <w:t>chek</w:t>
-            </w:r>
-            <w:proofErr w:type="spellEnd"/>
-            <w:r>
-              <w:rPr>
-                <w:sz w:val="18"/>
-                <w:szCs w:val="18"/>
-                <w:lang w:val="en-US"/>
-              </w:rPr>
-              <w:t>}}</w:t>
+              <w:t>{{receipt_number}}</w:t>
             </w:r>
           </w:p>
         </w:tc>
@@ -308,12 +270,6 @@
         </w:tc>
       </w:tr>
       <w:tr>
-        <w:tblPrEx>
-          <w:tblCellMar>
-            <w:top w:w="0" w:type="dxa"/>
-            <w:bottom w:w="0" w:type="dxa"/>
-          </w:tblCellMar>
-        </w:tblPrEx>
         <w:trPr>
           <w:cantSplit/>
         </w:trPr>
@@ -364,63 +320,7 @@
               <w:rPr>
                 <w:szCs w:val="16"/>
               </w:rPr>
-              <w:t>ООО "</w:t>
-            </w:r>
-            <w:proofErr w:type="spellStart"/>
-            <w:r>
-              <w:rPr>
-                <w:szCs w:val="16"/>
-              </w:rPr>
-              <w:t>Промавтоматика</w:t>
-            </w:r>
-            <w:proofErr w:type="spellEnd"/>
-            <w:r>
-              <w:rPr>
-                <w:szCs w:val="16"/>
-              </w:rPr>
-              <w:t xml:space="preserve">", ИНН 6450072422, 410017, Саратовская </w:t>
-            </w:r>
-            <w:proofErr w:type="spellStart"/>
-            <w:r>
-              <w:rPr>
-                <w:szCs w:val="16"/>
-              </w:rPr>
-              <w:t>обл</w:t>
-            </w:r>
-            <w:proofErr w:type="spellEnd"/>
-            <w:r>
-              <w:rPr>
-                <w:szCs w:val="16"/>
-              </w:rPr>
-              <w:t xml:space="preserve">, Саратов г, им </w:t>
-            </w:r>
-            <w:proofErr w:type="spellStart"/>
-            <w:r>
-              <w:rPr>
-                <w:szCs w:val="16"/>
-              </w:rPr>
-              <w:t>Н.Г.Чернышевского</w:t>
-            </w:r>
-            <w:proofErr w:type="spellEnd"/>
-            <w:r>
-              <w:rPr>
-                <w:szCs w:val="16"/>
-              </w:rPr>
-              <w:t xml:space="preserve"> </w:t>
-            </w:r>
-            <w:proofErr w:type="spellStart"/>
-            <w:r>
-              <w:rPr>
-                <w:szCs w:val="16"/>
-              </w:rPr>
-              <w:t>ул</w:t>
-            </w:r>
-            <w:proofErr w:type="spellEnd"/>
-            <w:r>
-              <w:rPr>
-                <w:szCs w:val="16"/>
-              </w:rPr>
-              <w:t>, дом № 109, оф. 309, тел.: 659563, р/с 40702810556000000122, в банке ПОВОЛЖСКИЙ БАНК ПАО СБЕРБАНК, БИК 043601607, к/с 30101810200000000607</w:t>
+              <w:t>ООО "Промавтоматика", ИНН 6450072422, 410017, Саратовская обл, Саратов г, им Н.Г.Чернышевского ул, дом № 109, оф. 309, тел.: 659563, р/с 40702810556000000122, в банке ПОВОЛЖСКИЙ БАНК ПАО СБЕРБАНК, БИК 043601607, к/с 30101810200000000607</w:t>
             </w:r>
           </w:p>
         </w:tc>
@@ -471,12 +371,6 @@
         </w:tc>
       </w:tr>
       <w:tr>
-        <w:tblPrEx>
-          <w:tblCellMar>
-            <w:top w:w="0" w:type="dxa"/>
-            <w:bottom w:w="0" w:type="dxa"/>
-          </w:tblCellMar>
-        </w:tblPrEx>
         <w:trPr>
           <w:cantSplit/>
           <w:trHeight w:val="165"/>
@@ -529,12 +423,6 @@
         </w:tc>
       </w:tr>
       <w:tr>
-        <w:tblPrEx>
-          <w:tblCellMar>
-            <w:top w:w="0" w:type="dxa"/>
-            <w:bottom w:w="0" w:type="dxa"/>
-          </w:tblCellMar>
-        </w:tblPrEx>
         <w:trPr>
           <w:cantSplit/>
         </w:trPr>
@@ -606,12 +494,6 @@
         </w:tc>
       </w:tr>
       <w:tr>
-        <w:tblPrEx>
-          <w:tblCellMar>
-            <w:top w:w="0" w:type="dxa"/>
-            <w:bottom w:w="0" w:type="dxa"/>
-          </w:tblCellMar>
-        </w:tblPrEx>
         <w:trPr>
           <w:cantSplit/>
           <w:trHeight w:val="405"/>
@@ -654,9 +536,7 @@
         <w:tblInd w:w="57" w:type="dxa"/>
         <w:tblLayout w:type="fixed"/>
         <w:tblCellMar>
-          <w:top w:w="0" w:type="dxa"/>
           <w:left w:w="57" w:type="dxa"/>
-          <w:bottom w:w="0" w:type="dxa"/>
           <w:right w:w="57" w:type="dxa"/>
         </w:tblCellMar>
         <w:tblLook w:val="04A0" w:firstRow="1" w:lastRow="0" w:firstColumn="1" w:lastColumn="0" w:noHBand="0" w:noVBand="1"/>
@@ -675,12 +555,6 @@
         <w:gridCol w:w="1138"/>
       </w:tblGrid>
       <w:tr>
-        <w:tblPrEx>
-          <w:tblCellMar>
-            <w:top w:w="0" w:type="dxa"/>
-            <w:bottom w:w="0" w:type="dxa"/>
-          </w:tblCellMar>
-        </w:tblPrEx>
         <w:trPr>
           <w:cantSplit/>
         </w:trPr>
@@ -713,24 +587,8 @@
               <w:rPr>
                 <w:szCs w:val="16"/>
               </w:rPr>
-              <w:t xml:space="preserve">Дата </w:t>
-            </w:r>
-            <w:proofErr w:type="gramStart"/>
-            <w:r>
-              <w:rPr>
-                <w:szCs w:val="16"/>
-              </w:rPr>
-              <w:t xml:space="preserve">состав- </w:t>
-            </w:r>
-            <w:proofErr w:type="spellStart"/>
-            <w:r>
-              <w:rPr>
-                <w:szCs w:val="16"/>
-              </w:rPr>
-              <w:t>ления</w:t>
-            </w:r>
-            <w:proofErr w:type="spellEnd"/>
-            <w:proofErr w:type="gramEnd"/>
+              <w:t>Дата состав- ления</w:t>
+            </w:r>
           </w:p>
         </w:tc>
         <w:tc>
@@ -754,13 +612,7 @@
               <w:rPr>
                 <w:szCs w:val="16"/>
               </w:rPr>
-              <w:t xml:space="preserve">Код вида </w:t>
-            </w:r>
-            <w:r>
-              <w:rPr>
-                <w:szCs w:val="16"/>
-              </w:rPr>
-              <w:t>операции</w:t>
+              <w:t>Код вида операции</w:t>
             </w:r>
           </w:p>
         </w:tc>
@@ -891,12 +743,6 @@
         </w:tc>
       </w:tr>
       <w:tr>
-        <w:tblPrEx>
-          <w:tblCellMar>
-            <w:top w:w="0" w:type="dxa"/>
-            <w:bottom w:w="0" w:type="dxa"/>
-          </w:tblCellMar>
-        </w:tblPrEx>
         <w:trPr>
           <w:cantSplit/>
         </w:trPr>
@@ -1060,29 +906,7 @@
               <w:rPr>
                 <w:szCs w:val="16"/>
               </w:rPr>
-              <w:t xml:space="preserve">код </w:t>
-            </w:r>
-            <w:proofErr w:type="spellStart"/>
-            <w:proofErr w:type="gramStart"/>
-            <w:r>
-              <w:rPr>
-                <w:szCs w:val="16"/>
-              </w:rPr>
-              <w:t>аналитичес</w:t>
-            </w:r>
-            <w:proofErr w:type="spellEnd"/>
-            <w:r>
-              <w:rPr>
-                <w:szCs w:val="16"/>
-              </w:rPr>
-              <w:t>- кого</w:t>
-            </w:r>
-            <w:proofErr w:type="gramEnd"/>
-            <w:r>
-              <w:rPr>
-                <w:szCs w:val="16"/>
-              </w:rPr>
-              <w:t xml:space="preserve"> учета</w:t>
+              <w:t>код аналитичес- кого учета</w:t>
             </w:r>
           </w:p>
         </w:tc>
@@ -1102,14 +926,12 @@
             <w:pPr>
               <w:jc w:val="center"/>
             </w:pPr>
-            <w:proofErr w:type="gramStart"/>
             <w:r>
               <w:rPr>
                 <w:szCs w:val="16"/>
               </w:rPr>
               <w:t>сопроводи- тельного</w:t>
             </w:r>
-            <w:proofErr w:type="gramEnd"/>
           </w:p>
         </w:tc>
         <w:tc>
@@ -1138,12 +960,6 @@
         </w:tc>
       </w:tr>
       <w:tr>
-        <w:tblPrEx>
-          <w:tblCellMar>
-            <w:top w:w="0" w:type="dxa"/>
-            <w:bottom w:w="0" w:type="dxa"/>
-          </w:tblCellMar>
-        </w:tblPrEx>
         <w:trPr>
           <w:cantSplit/>
         </w:trPr>
@@ -1179,21 +995,7 @@
               <w:rPr>
                 <w:szCs w:val="16"/>
               </w:rPr>
-              <w:t>{{</w:t>
-            </w:r>
-            <w:proofErr w:type="spellStart"/>
-            <w:r>
-              <w:rPr>
-                <w:szCs w:val="16"/>
-              </w:rPr>
-              <w:t>receipt_date</w:t>
-            </w:r>
-            <w:proofErr w:type="spellEnd"/>
-            <w:r>
-              <w:rPr>
-                <w:szCs w:val="16"/>
-              </w:rPr>
-              <w:t>}}</w:t>
+              <w:t>{{receipt_date}}</w:t>
             </w:r>
           </w:p>
         </w:tc>
@@ -1256,21 +1058,7 @@
               <w:rPr>
                 <w:szCs w:val="16"/>
               </w:rPr>
-              <w:t>{{</w:t>
-            </w:r>
-            <w:proofErr w:type="spellStart"/>
-            <w:r>
-              <w:rPr>
-                <w:szCs w:val="16"/>
-              </w:rPr>
-              <w:t>supplier_name</w:t>
-            </w:r>
-            <w:proofErr w:type="spellEnd"/>
-            <w:r>
-              <w:rPr>
-                <w:szCs w:val="16"/>
-              </w:rPr>
-              <w:t>}}</w:t>
+              <w:t>{{supplier_name}}</w:t>
             </w:r>
           </w:p>
         </w:tc>
@@ -1291,21 +1079,7 @@
               <w:rPr>
                 <w:szCs w:val="16"/>
               </w:rPr>
-              <w:t>{{</w:t>
-            </w:r>
-            <w:proofErr w:type="spellStart"/>
-            <w:r>
-              <w:rPr>
-                <w:szCs w:val="16"/>
-              </w:rPr>
-              <w:t>supplier_code</w:t>
-            </w:r>
-            <w:proofErr w:type="spellEnd"/>
-            <w:r>
-              <w:rPr>
-                <w:szCs w:val="16"/>
-              </w:rPr>
-              <w:t>}}</w:t>
+              <w:t>{{supplier_code}}</w:t>
             </w:r>
           </w:p>
         </w:tc>
@@ -1389,21 +1163,7 @@
               <w:rPr>
                 <w:szCs w:val="16"/>
               </w:rPr>
-              <w:t>{{</w:t>
-            </w:r>
-            <w:proofErr w:type="spellStart"/>
-            <w:r>
-              <w:rPr>
-                <w:szCs w:val="16"/>
-              </w:rPr>
-              <w:t>supplier_document_number</w:t>
-            </w:r>
-            <w:proofErr w:type="spellEnd"/>
-            <w:r>
-              <w:rPr>
-                <w:szCs w:val="16"/>
-              </w:rPr>
-              <w:t>}}</w:t>
+              <w:t>{{supplier_document_number}}</w:t>
             </w:r>
           </w:p>
         </w:tc>
@@ -1434,9 +1194,7 @@
         <w:tblInd w:w="57" w:type="dxa"/>
         <w:tblLayout w:type="fixed"/>
         <w:tblCellMar>
-          <w:top w:w="0" w:type="dxa"/>
           <w:left w:w="57" w:type="dxa"/>
-          <w:bottom w:w="0" w:type="dxa"/>
           <w:right w:w="57" w:type="dxa"/>
         </w:tblCellMar>
         <w:tblLook w:val="04A0" w:firstRow="1" w:lastRow="0" w:firstColumn="1" w:lastColumn="0" w:noHBand="0" w:noVBand="1"/>
@@ -1457,12 +1215,6 @@
         <w:gridCol w:w="1182"/>
       </w:tblGrid>
       <w:tr>
-        <w:tblPrEx>
-          <w:tblCellMar>
-            <w:top w:w="0" w:type="dxa"/>
-            <w:bottom w:w="0" w:type="dxa"/>
-          </w:tblCellMar>
-        </w:tblPrEx>
         <w:trPr>
           <w:cantSplit/>
         </w:trPr>
@@ -1503,12 +1255,6 @@
         </w:tc>
       </w:tr>
       <w:tr>
-        <w:tblPrEx>
-          <w:tblCellMar>
-            <w:top w:w="0" w:type="dxa"/>
-            <w:bottom w:w="0" w:type="dxa"/>
-          </w:tblCellMar>
-        </w:tblPrEx>
         <w:trPr>
           <w:cantSplit/>
         </w:trPr>
@@ -1756,12 +1502,6 @@
         </w:tc>
       </w:tr>
       <w:tr>
-        <w:tblPrEx>
-          <w:tblCellMar>
-            <w:top w:w="0" w:type="dxa"/>
-            <w:bottom w:w="0" w:type="dxa"/>
-          </w:tblCellMar>
-        </w:tblPrEx>
         <w:trPr>
           <w:cantSplit/>
         </w:trPr>
@@ -1802,13 +1542,7 @@
               <w:rPr>
                 <w:szCs w:val="16"/>
               </w:rPr>
-              <w:t xml:space="preserve">наименование, сорт, размер, </w:t>
-            </w:r>
-            <w:r>
-              <w:rPr>
-                <w:szCs w:val="16"/>
-              </w:rPr>
-              <w:t>марка</w:t>
+              <w:t>наименование, сорт, размер, марка</w:t>
             </w:r>
           </w:p>
         </w:tc>
@@ -1828,33 +1562,11 @@
             <w:pPr>
               <w:jc w:val="center"/>
             </w:pPr>
-            <w:proofErr w:type="spellStart"/>
-            <w:r>
-              <w:rPr>
-                <w:szCs w:val="16"/>
-              </w:rPr>
-              <w:t>номенкла</w:t>
-            </w:r>
-            <w:proofErr w:type="spellEnd"/>
-            <w:r>
-              <w:rPr>
-                <w:szCs w:val="16"/>
-              </w:rPr>
-              <w:t xml:space="preserve">- </w:t>
-            </w:r>
-            <w:proofErr w:type="spellStart"/>
-            <w:r>
-              <w:rPr>
-                <w:szCs w:val="16"/>
-              </w:rPr>
-              <w:t>турный</w:t>
-            </w:r>
-            <w:proofErr w:type="spellEnd"/>
-            <w:r>
-              <w:rPr>
-                <w:szCs w:val="16"/>
-              </w:rPr>
-              <w:t xml:space="preserve"> номер</w:t>
+            <w:r>
+              <w:rPr>
+                <w:szCs w:val="16"/>
+              </w:rPr>
+              <w:t>номенкла- турный номер</w:t>
             </w:r>
           </w:p>
         </w:tc>
@@ -1898,33 +1610,23 @@
             <w:pPr>
               <w:jc w:val="center"/>
             </w:pPr>
-            <w:proofErr w:type="spellStart"/>
-            <w:r>
-              <w:rPr>
-                <w:szCs w:val="16"/>
-              </w:rPr>
-              <w:t>наимено</w:t>
-            </w:r>
-            <w:proofErr w:type="spellEnd"/>
-            <w:r>
-              <w:rPr>
-                <w:szCs w:val="16"/>
-              </w:rPr>
-              <w:t>-</w:t>
-            </w:r>
-          </w:p>
-          <w:p>
-            <w:pPr>
-              <w:jc w:val="center"/>
-            </w:pPr>
-            <w:proofErr w:type="spellStart"/>
+            <w:r>
+              <w:rPr>
+                <w:szCs w:val="16"/>
+              </w:rPr>
+              <w:t>наимено-</w:t>
+            </w:r>
+          </w:p>
+          <w:p>
+            <w:pPr>
+              <w:jc w:val="center"/>
+            </w:pPr>
             <w:r>
               <w:rPr>
                 <w:szCs w:val="16"/>
               </w:rPr>
               <w:t>вание</w:t>
             </w:r>
-            <w:proofErr w:type="spellEnd"/>
           </w:p>
         </w:tc>
         <w:tc>
@@ -2061,12 +1763,6 @@
         </w:tc>
       </w:tr>
       <w:tr>
-        <w:tblPrEx>
-          <w:tblCellMar>
-            <w:top w:w="0" w:type="dxa"/>
-            <w:bottom w:w="0" w:type="dxa"/>
-          </w:tblCellMar>
-        </w:tblPrEx>
         <w:trPr>
           <w:cantSplit/>
         </w:trPr>
@@ -2386,12 +2082,6 @@
         </w:tc>
       </w:tr>
       <w:tr>
-        <w:tblPrEx>
-          <w:tblCellMar>
-            <w:top w:w="0" w:type="dxa"/>
-            <w:bottom w:w="0" w:type="dxa"/>
-          </w:tblCellMar>
-        </w:tblPrEx>
         <w:trPr>
           <w:cantSplit/>
         </w:trPr>
@@ -2428,21 +2118,7 @@
               <w:rPr>
                 <w:szCs w:val="16"/>
               </w:rPr>
-              <w:t>{{</w:t>
-            </w:r>
-            <w:proofErr w:type="spellStart"/>
-            <w:r>
-              <w:rPr>
-                <w:szCs w:val="16"/>
-              </w:rPr>
-              <w:t>item_material_name</w:t>
-            </w:r>
-            <w:proofErr w:type="spellEnd"/>
-            <w:r>
-              <w:rPr>
-                <w:szCs w:val="16"/>
-              </w:rPr>
-              <w:t>}}</w:t>
+              <w:t>{{item_material_name}}</w:t>
             </w:r>
           </w:p>
         </w:tc>
@@ -2465,21 +2141,7 @@
               <w:rPr>
                 <w:szCs w:val="16"/>
               </w:rPr>
-              <w:t>{{</w:t>
-            </w:r>
-            <w:proofErr w:type="spellStart"/>
-            <w:r>
-              <w:rPr>
-                <w:szCs w:val="16"/>
-              </w:rPr>
-              <w:t>item_material_code</w:t>
-            </w:r>
-            <w:proofErr w:type="spellEnd"/>
-            <w:r>
-              <w:rPr>
-                <w:szCs w:val="16"/>
-              </w:rPr>
-              <w:t>}}</w:t>
+              <w:t>{{item_material_code}}</w:t>
             </w:r>
           </w:p>
         </w:tc>
@@ -2565,21 +2227,7 @@
               <w:rPr>
                 <w:szCs w:val="16"/>
               </w:rPr>
-              <w:t>{{</w:t>
-            </w:r>
-            <w:proofErr w:type="spellStart"/>
-            <w:r>
-              <w:rPr>
-                <w:szCs w:val="16"/>
-              </w:rPr>
-              <w:t>item_weight_kg</w:t>
-            </w:r>
-            <w:proofErr w:type="spellEnd"/>
-            <w:r>
-              <w:rPr>
-                <w:szCs w:val="16"/>
-              </w:rPr>
-              <w:t>}}</w:t>
+              <w:t>{{item_weight_kg}}</w:t>
             </w:r>
           </w:p>
         </w:tc>
@@ -2602,21 +2250,7 @@
               <w:rPr>
                 <w:szCs w:val="16"/>
               </w:rPr>
-              <w:t>{{</w:t>
-            </w:r>
-            <w:proofErr w:type="spellStart"/>
-            <w:r>
-              <w:rPr>
-                <w:szCs w:val="16"/>
-              </w:rPr>
-              <w:t>item_price_per_kg</w:t>
-            </w:r>
-            <w:proofErr w:type="spellEnd"/>
-            <w:r>
-              <w:rPr>
-                <w:szCs w:val="16"/>
-              </w:rPr>
-              <w:t>}}</w:t>
+              <w:t>{{item_price_per_kg}}</w:t>
             </w:r>
           </w:p>
         </w:tc>
@@ -2639,21 +2273,7 @@
               <w:rPr>
                 <w:szCs w:val="16"/>
               </w:rPr>
-              <w:t>{{</w:t>
-            </w:r>
-            <w:proofErr w:type="spellStart"/>
-            <w:r>
-              <w:rPr>
-                <w:szCs w:val="16"/>
-              </w:rPr>
-              <w:t>item_amount_without_vat</w:t>
-            </w:r>
-            <w:proofErr w:type="spellEnd"/>
-            <w:r>
-              <w:rPr>
-                <w:szCs w:val="16"/>
-              </w:rPr>
-              <w:t>}}</w:t>
+              <w:t>{{item_amount_without_vat}}</w:t>
             </w:r>
           </w:p>
         </w:tc>
@@ -2676,21 +2296,7 @@
               <w:rPr>
                 <w:szCs w:val="16"/>
               </w:rPr>
-              <w:t>{{</w:t>
-            </w:r>
-            <w:proofErr w:type="spellStart"/>
-            <w:r>
-              <w:rPr>
-                <w:szCs w:val="16"/>
-              </w:rPr>
-              <w:t>item_vat_amount</w:t>
-            </w:r>
-            <w:proofErr w:type="spellEnd"/>
-            <w:r>
-              <w:rPr>
-                <w:szCs w:val="16"/>
-              </w:rPr>
-              <w:t>}}</w:t>
+              <w:t>{{item_vat_amount}}</w:t>
             </w:r>
           </w:p>
         </w:tc>
@@ -2713,21 +2319,7 @@
               <w:rPr>
                 <w:szCs w:val="16"/>
               </w:rPr>
-              <w:t>{{</w:t>
-            </w:r>
-            <w:proofErr w:type="spellStart"/>
-            <w:r>
-              <w:rPr>
-                <w:szCs w:val="16"/>
-              </w:rPr>
-              <w:t>item_total_with_vat</w:t>
-            </w:r>
-            <w:proofErr w:type="spellEnd"/>
-            <w:r>
-              <w:rPr>
-                <w:szCs w:val="16"/>
-              </w:rPr>
-              <w:t>}}</w:t>
+              <w:t>{{item_total_with_vat}}</w:t>
             </w:r>
           </w:p>
         </w:tc>
@@ -2759,12 +2351,6 @@
         </w:tc>
       </w:tr>
       <w:tr>
-        <w:tblPrEx>
-          <w:tblCellMar>
-            <w:top w:w="0" w:type="dxa"/>
-            <w:bottom w:w="0" w:type="dxa"/>
-          </w:tblCellMar>
-        </w:tblPrEx>
         <w:trPr>
           <w:cantSplit/>
         </w:trPr>
@@ -2896,21 +2482,7 @@
               <w:rPr>
                 <w:szCs w:val="16"/>
               </w:rPr>
-              <w:t>{{</w:t>
-            </w:r>
-            <w:proofErr w:type="spellStart"/>
-            <w:r>
-              <w:rPr>
-                <w:szCs w:val="16"/>
-              </w:rPr>
-              <w:t>total_weight_kg</w:t>
-            </w:r>
-            <w:proofErr w:type="spellEnd"/>
-            <w:r>
-              <w:rPr>
-                <w:szCs w:val="16"/>
-              </w:rPr>
-              <w:t>}}</w:t>
+              <w:t>{{total_weight_kg}}</w:t>
             </w:r>
           </w:p>
         </w:tc>
@@ -2958,21 +2530,7 @@
               <w:rPr>
                 <w:szCs w:val="16"/>
               </w:rPr>
-              <w:t>{{</w:t>
-            </w:r>
-            <w:proofErr w:type="spellStart"/>
-            <w:r>
-              <w:rPr>
-                <w:szCs w:val="16"/>
-              </w:rPr>
-              <w:t>total_amount_without_vat</w:t>
-            </w:r>
-            <w:proofErr w:type="spellEnd"/>
-            <w:r>
-              <w:rPr>
-                <w:szCs w:val="16"/>
-              </w:rPr>
-              <w:t>}}</w:t>
+              <w:t>{{total_amount_without_vat}}</w:t>
             </w:r>
           </w:p>
         </w:tc>
@@ -2996,21 +2554,7 @@
               <w:rPr>
                 <w:szCs w:val="16"/>
               </w:rPr>
-              <w:t>{{</w:t>
-            </w:r>
-            <w:proofErr w:type="spellStart"/>
-            <w:r>
-              <w:rPr>
-                <w:szCs w:val="16"/>
-              </w:rPr>
-              <w:t>total_vat_amount</w:t>
-            </w:r>
-            <w:proofErr w:type="spellEnd"/>
-            <w:r>
-              <w:rPr>
-                <w:szCs w:val="16"/>
-              </w:rPr>
-              <w:t>}}</w:t>
+              <w:t>{{total_vat_amount}}</w:t>
             </w:r>
           </w:p>
         </w:tc>
@@ -3034,21 +2578,7 @@
               <w:rPr>
                 <w:szCs w:val="16"/>
               </w:rPr>
-              <w:t>{{</w:t>
-            </w:r>
-            <w:proofErr w:type="spellStart"/>
-            <w:r>
-              <w:rPr>
-                <w:szCs w:val="16"/>
-              </w:rPr>
-              <w:t>total_amount_with_vat</w:t>
-            </w:r>
-            <w:proofErr w:type="spellEnd"/>
-            <w:r>
-              <w:rPr>
-                <w:szCs w:val="16"/>
-              </w:rPr>
-              <w:t>}}</w:t>
+              <w:t>{{total_amount_with_vat}}</w:t>
             </w:r>
           </w:p>
         </w:tc>
@@ -3095,9 +2625,7 @@
         <w:tblInd w:w="57" w:type="dxa"/>
         <w:tblLayout w:type="fixed"/>
         <w:tblCellMar>
-          <w:top w:w="0" w:type="dxa"/>
           <w:left w:w="57" w:type="dxa"/>
-          <w:bottom w:w="0" w:type="dxa"/>
           <w:right w:w="57" w:type="dxa"/>
         </w:tblCellMar>
         <w:tblLook w:val="04A0" w:firstRow="1" w:lastRow="0" w:firstColumn="1" w:lastColumn="0" w:noHBand="0" w:noVBand="1"/>
@@ -3112,12 +2640,6 @@
         <w:gridCol w:w="3216"/>
       </w:tblGrid>
       <w:tr>
-        <w:tblPrEx>
-          <w:tblCellMar>
-            <w:top w:w="0" w:type="dxa"/>
-            <w:bottom w:w="0" w:type="dxa"/>
-          </w:tblCellMar>
-        </w:tblPrEx>
         <w:trPr>
           <w:cantSplit/>
         </w:trPr>
@@ -3148,12 +2670,6 @@
         </w:tc>
       </w:tr>
       <w:tr>
-        <w:tblPrEx>
-          <w:tblCellMar>
-            <w:top w:w="0" w:type="dxa"/>
-            <w:bottom w:w="0" w:type="dxa"/>
-          </w:tblCellMar>
-        </w:tblPrEx>
         <w:trPr>
           <w:cantSplit/>
         </w:trPr>
@@ -3184,12 +2700,6 @@
         </w:tc>
       </w:tr>
       <w:tr>
-        <w:tblPrEx>
-          <w:tblCellMar>
-            <w:top w:w="0" w:type="dxa"/>
-            <w:bottom w:w="0" w:type="dxa"/>
-          </w:tblCellMar>
-        </w:tblPrEx>
         <w:trPr>
           <w:cantSplit/>
         </w:trPr>
@@ -3308,12 +2818,6 @@
         </w:tc>
       </w:tr>
       <w:tr>
-        <w:tblPrEx>
-          <w:tblCellMar>
-            <w:top w:w="0" w:type="dxa"/>
-            <w:bottom w:w="0" w:type="dxa"/>
-          </w:tblCellMar>
-        </w:tblPrEx>
         <w:trPr>
           <w:cantSplit/>
         </w:trPr>
@@ -3421,12 +2925,6 @@
         </w:tc>
       </w:tr>
       <w:tr>
-        <w:tblPrEx>
-          <w:tblCellMar>
-            <w:top w:w="0" w:type="dxa"/>
-            <w:bottom w:w="0" w:type="dxa"/>
-          </w:tblCellMar>
-        </w:tblPrEx>
         <w:trPr>
           <w:cantSplit/>
           <w:trHeight w:val="165"/>
@@ -3459,12 +2957,6 @@
         </w:tc>
       </w:tr>
       <w:tr>
-        <w:tblPrEx>
-          <w:tblCellMar>
-            <w:top w:w="0" w:type="dxa"/>
-            <w:bottom w:w="0" w:type="dxa"/>
-          </w:tblCellMar>
-        </w:tblPrEx>
         <w:trPr>
           <w:cantSplit/>
         </w:trPr>
@@ -3496,12 +2988,6 @@
         </w:tc>
       </w:tr>
       <w:tr>
-        <w:tblPrEx>
-          <w:tblCellMar>
-            <w:top w:w="0" w:type="dxa"/>
-            <w:bottom w:w="0" w:type="dxa"/>
-          </w:tblCellMar>
-        </w:tblPrEx>
         <w:trPr>
           <w:cantSplit/>
         </w:trPr>
@@ -3614,12 +3100,6 @@
         </w:tc>
       </w:tr>
       <w:tr>
-        <w:tblPrEx>
-          <w:tblCellMar>
-            <w:top w:w="0" w:type="dxa"/>
-            <w:bottom w:w="0" w:type="dxa"/>
-          </w:tblCellMar>
-        </w:tblPrEx>
         <w:trPr>
           <w:cantSplit/>
         </w:trPr>
@@ -3733,12 +3213,6 @@
         </w:tc>
       </w:tr>
       <w:tr>
-        <w:tblPrEx>
-          <w:tblCellMar>
-            <w:top w:w="0" w:type="dxa"/>
-            <w:bottom w:w="0" w:type="dxa"/>
-          </w:tblCellMar>
-        </w:tblPrEx>
         <w:trPr>
           <w:cantSplit/>
         </w:trPr>
@@ -4181,6 +3655,7 @@
   <w:style w:type="character" w:default="1" w:styleId="a0">
     <w:name w:val="Default Paragraph Font"/>
     <w:uiPriority w:val="1"/>
+    <w:semiHidden/>
     <w:unhideWhenUsed/>
   </w:style>
   <w:style w:type="table" w:default="1" w:styleId="a1">
